--- a/chapters/word_output/ENCARTE_Referencia_Rapida.docx
+++ b/chapters/word_output/ENCARTE_Referencia_Rapida.docx
@@ -595,7 +595,7 @@
           <w:szCs w:val="22"/>
           <w:rFonts w:ascii="Times New Roman" w:cs="Times New Roman" w:eastAsia="Times New Roman" w:hAnsi="Times New Roman"/>
         </w:rPr>
-        <w:t xml:space="preserve"> V_anel + F_cone = 0 (neutralização perfeita)</w:t>
+        <w:t xml:space="preserve"> V_anel + F_cone → 0 (ideal) (neutralização perfeita)</w:t>
       </w:r>
     </w:p>
     <w:p>
@@ -642,7 +642,7 @@
           <w:szCs w:val="18"/>
           <w:rFonts w:ascii="Courier New" w:cs="Courier New" w:eastAsia="Courier New" w:hAnsi="Courier New"/>
         </w:rPr>
-        <w:t xml:space="preserve">1. CLASSIFICAR o fenótipo (Nipple, Oval, Globoso, Irregular)</w:t>
+        <w:t xml:space="preserve">1. CLASSIFICAR o fenótipo (Globoso (Nipple), Oval, Globoso, Irregular)</w:t>
       </w:r>
     </w:p>
     <w:p>

--- a/chapters/word_output/ENCARTE_Referencia_Rapida.docx
+++ b/chapters/word_output/ENCARTE_Referencia_Rapida.docx
@@ -83,7 +83,7 @@
           <w:insideH w:val="single" w:color="auto" w:sz="4"/>
           <w:insideV w:val="single" w:color="auto" w:sz="4"/>
         </w:tblBorders>
-        <w:tblLayout w:type="fixed"/>
+        <w:tblLayout w:type="autofit"/>
       </w:tblPr>
       <w:tblGrid>
         <w:gridCol w:w="100"/>
@@ -774,7 +774,7 @@
           <w:insideH w:val="single" w:color="auto" w:sz="4"/>
           <w:insideV w:val="single" w:color="auto" w:sz="4"/>
         </w:tblBorders>
-        <w:tblLayout w:type="fixed"/>
+        <w:tblLayout w:type="autofit"/>
       </w:tblPr>
       <w:tblGrid>
         <w:gridCol w:w="100"/>
@@ -1505,7 +1505,7 @@
           <w:insideH w:val="single" w:color="auto" w:sz="4"/>
           <w:insideV w:val="single" w:color="auto" w:sz="4"/>
         </w:tblBorders>
-        <w:tblLayout w:type="fixed"/>
+        <w:tblLayout w:type="autofit"/>
       </w:tblPr>
       <w:tblGrid>
         <w:gridCol w:w="100"/>
@@ -2333,7 +2333,7 @@
           <w:insideH w:val="single" w:color="auto" w:sz="4"/>
           <w:insideV w:val="single" w:color="auto" w:sz="4"/>
         </w:tblBorders>
-        <w:tblLayout w:type="fixed"/>
+        <w:tblLayout w:type="autofit"/>
       </w:tblPr>
       <w:tblGrid>
         <w:gridCol w:w="100"/>
@@ -3008,7 +3008,7 @@
           <w:insideH w:val="single" w:color="auto" w:sz="4"/>
           <w:insideV w:val="single" w:color="auto" w:sz="4"/>
         </w:tblBorders>
-        <w:tblLayout w:type="fixed"/>
+        <w:tblLayout w:type="autofit"/>
       </w:tblPr>
       <w:tblGrid>
         <w:gridCol w:w="100"/>
